--- a/media/R2601/output_dir/hsm/第二轮测试用例.docx
+++ b/media/R2601/output_dir/hsm/第二轮测试用例.docx
@@ -2513,7 +2513,7 @@
                 <w:bCs/>
                 <w:szCs w:val="21"/>
               </w:rPr>
-              <w:t xml:space="preserve">串口校验位</w:t>
+              <w:t xml:space="preserve">串口初始化3</w:t>
             </w:r>
           </w:p>
         </w:tc>
@@ -2808,7 +2808,7 @@
                 <w:rFonts w:hint="eastAsia"/>
                 <w:szCs w:val="21"/>
               </w:rPr>
-              <w:t xml:space="preserve">测试串口校验位</w:t>
+              <w:t xml:space="preserve"/>
             </w:r>
           </w:p>
         </w:tc>
@@ -2872,7 +2872,7 @@
                 <w:noProof/>
                 <w:szCs w:val="21"/>
               </w:rPr>
-              <w:t xml:space="preserve">软件正常启动，正常登录进软件</w:t>
+              <w:t xml:space="preserve">软件正常启动，正常运行</w:t>
             </w:r>
           </w:p>
         </w:tc>
@@ -2936,7 +2936,7 @@
                 <w:noProof/>
                 <w:szCs w:val="21"/>
               </w:rPr>
-              <w:t xml:space="preserve">软件正常启动，各界面显示工作正常</w:t>
+              <w:t xml:space="preserve">软件正常启动，外部接口运行正常</w:t>
             </w:r>
           </w:p>
         </w:tc>
@@ -3127,7 +3127,7 @@
                 <w:noProof/>
                 <w:szCs w:val="21"/>
               </w:rPr>
-              <w:t xml:space="preserve">进行XXX替换操作</w:t>
+              <w:t xml:space="preserve">XXX替换1</w:t>
             </w:r>
           </w:p>
         </w:tc>
@@ -3154,7 +3154,94 @@
                 <w:rFonts w:hint="eastAsia"/>
                 <w:szCs w:val="21"/>
               </w:rPr>
-              <w:t xml:space="preserve">XXX替换正确</w:t>
+              <w:t xml:space="preserve">YUQI1</w:t>
+            </w:r>
+          </w:p>
+        </w:tc>
+      </w:tr>
+      <w:tr>
+        <w:tc>
+          <w:tcPr>
+            <w:tcW w:w="767" w:type="dxa"/>
+            <w:tcBorders>
+              <w:top w:val="single" w:sz="4" w:space="0" w:color="auto"/>
+              <w:left w:val="single" w:sz="12" w:space="0" w:color="auto"/>
+              <w:bottom w:val="single" w:sz="4" w:space="0" w:color="auto"/>
+              <w:right w:val="single" w:sz="4" w:space="0" w:color="auto"/>
+            </w:tcBorders>
+            <w:vAlign w:val="center"/>
+          </w:tcPr>
+          <w:p>
+            <w:pPr>
+              <w:jc w:val="center"/>
+              <w:rPr>
+                <w:noProof/>
+                <w:szCs w:val="21"/>
+              </w:rPr>
+            </w:pPr>
+            <w:r>
+              <w:rPr>
+                <w:rFonts w:hint="eastAsia"/>
+                <w:noProof/>
+                <w:szCs w:val="21"/>
+              </w:rPr>
+              <w:t xml:space="preserve">2</w:t>
+            </w:r>
+          </w:p>
+        </w:tc>
+        <w:tc>
+          <w:tcPr>
+            <w:tcW w:w="4180" w:type="dxa"/>
+            <w:gridSpan w:val="2"/>
+            <w:tcBorders>
+              <w:top w:val="single" w:sz="4" w:space="0" w:color="auto"/>
+              <w:left w:val="single" w:sz="4" w:space="0" w:color="auto"/>
+              <w:bottom w:val="single" w:sz="4" w:space="0" w:color="auto"/>
+              <w:right w:val="single" w:sz="4" w:space="0" w:color="auto"/>
+            </w:tcBorders>
+            <w:vAlign w:val="center"/>
+          </w:tcPr>
+          <w:p>
+            <w:pPr>
+              <w:rPr>
+                <w:noProof/>
+                <w:szCs w:val="21"/>
+              </w:rPr>
+            </w:pPr>
+            <w:r>
+              <w:rPr>
+                <w:rFonts w:hint="eastAsia"/>
+                <w:noProof/>
+                <w:szCs w:val="21"/>
+              </w:rPr>
+              <w:t xml:space="preserve">XXX替换2</w:t>
+            </w:r>
+          </w:p>
+        </w:tc>
+        <w:tc>
+          <w:tcPr>
+            <w:tcW w:w="4093" w:type="dxa"/>
+            <w:gridSpan w:val="2"/>
+            <w:tcBorders>
+              <w:top w:val="single" w:sz="4" w:space="0" w:color="auto"/>
+              <w:left w:val="single" w:sz="4" w:space="0" w:color="auto"/>
+              <w:bottom w:val="single" w:sz="4" w:space="0" w:color="auto"/>
+              <w:right w:val="single" w:sz="12" w:space="0" w:color="auto"/>
+            </w:tcBorders>
+            <w:vAlign w:val="center"/>
+          </w:tcPr>
+          <w:p>
+            <w:pPr>
+              <w:rPr>
+                <w:szCs w:val="21"/>
+              </w:rPr>
+            </w:pPr>
+            <w:r>
+              <w:rPr>
+                <w:rFonts w:hint="eastAsia"/>
+                <w:szCs w:val="21"/>
+              </w:rPr>
+              <w:t xml:space="preserve">YUQI2</w:t>
             </w:r>
           </w:p>
         </w:tc>
@@ -3563,7 +3650,7 @@
                 <w:bCs/>
                 <w:szCs w:val="21"/>
               </w:rPr>
-              <w:t xml:space="preserve">其他批量替换后初始化</w:t>
+              <w:t xml:space="preserve">串口初始化2</w:t>
             </w:r>
           </w:p>
         </w:tc>
@@ -4177,7 +4264,7 @@
                 <w:noProof/>
                 <w:szCs w:val="21"/>
               </w:rPr>
-              <w:t xml:space="preserve">XXX替换3</w:t>
+              <w:t xml:space="preserve">XXX替换1</w:t>
             </w:r>
           </w:p>
         </w:tc>
@@ -4204,7 +4291,7 @@
                 <w:rFonts w:hint="eastAsia"/>
                 <w:szCs w:val="21"/>
               </w:rPr>
-              <w:t xml:space="preserve">YUQI3</w:t>
+              <w:t xml:space="preserve">YUQI1</w:t>
             </w:r>
           </w:p>
         </w:tc>
@@ -4264,7 +4351,7 @@
                 <w:noProof/>
                 <w:szCs w:val="21"/>
               </w:rPr>
-              <w:t xml:space="preserve">XXX替换4</w:t>
+              <w:t xml:space="preserve">XXX替换2</w:t>
             </w:r>
           </w:p>
         </w:tc>
@@ -4291,7 +4378,7 @@
                 <w:rFonts w:hint="eastAsia"/>
                 <w:szCs w:val="21"/>
               </w:rPr>
-              <w:t xml:space="preserve">YUQI4</w:t>
+              <w:t xml:space="preserve">YUQI2</w:t>
             </w:r>
           </w:p>
         </w:tc>
@@ -4312,53 +4399,25 @@
             <w:pPr>
               <w:jc w:val="center"/>
               <w:rPr>
-                <w:noProof/>
+                <w:rFonts w:ascii="黑体" w:eastAsia="黑体" w:hAnsi="黑体" w:hint="eastAsia"/>
+                <w:bCs/>
                 <w:szCs w:val="21"/>
               </w:rPr>
             </w:pPr>
             <w:r>
               <w:rPr>
-                <w:rFonts w:hint="eastAsia"/>
-                <w:noProof/>
-                <w:szCs w:val="21"/>
-              </w:rPr>
-              <w:t xml:space="preserve">3</w:t>
+                <w:rFonts w:ascii="黑体" w:eastAsia="黑体" w:hAnsi="黑体" w:hint="eastAsia"/>
+                <w:bCs/>
+                <w:szCs w:val="21"/>
+              </w:rPr>
+              <w:t>终止条件</w:t>
             </w:r>
           </w:p>
         </w:tc>
         <w:tc>
           <w:tcPr>
-            <w:tcW w:w="4180" w:type="dxa"/>
-            <w:gridSpan w:val="2"/>
-            <w:tcBorders>
-              <w:top w:val="single" w:sz="4" w:space="0" w:color="auto"/>
-              <w:left w:val="single" w:sz="4" w:space="0" w:color="auto"/>
-              <w:bottom w:val="single" w:sz="4" w:space="0" w:color="auto"/>
-              <w:right w:val="single" w:sz="4" w:space="0" w:color="auto"/>
-            </w:tcBorders>
-            <w:vAlign w:val="center"/>
-          </w:tcPr>
-          <w:p>
-            <w:pPr>
-              <w:rPr>
-                <w:noProof/>
-                <w:szCs w:val="21"/>
-              </w:rPr>
-            </w:pPr>
-            <w:r>
-              <w:rPr>
-                <w:rFonts w:hint="eastAsia"/>
-                <w:noProof/>
-                <w:szCs w:val="21"/>
-              </w:rPr>
-              <w:t xml:space="preserve">XXX替换5</w:t>
-            </w:r>
-          </w:p>
-        </w:tc>
-        <w:tc>
-          <w:tcPr>
-            <w:tcW w:w="4093" w:type="dxa"/>
-            <w:gridSpan w:val="2"/>
+            <w:tcW w:w="8273" w:type="dxa"/>
+            <w:gridSpan w:val="4"/>
             <w:tcBorders>
               <w:top w:val="single" w:sz="4" w:space="0" w:color="auto"/>
               <w:left w:val="single" w:sz="4" w:space="0" w:color="auto"/>
@@ -4376,9 +4435,42 @@
             <w:r>
               <w:rPr>
                 <w:rFonts w:hint="eastAsia"/>
-                <w:szCs w:val="21"/>
-              </w:rPr>
-              <w:t xml:space="preserve">YUQI5</w:t>
+                <w:noProof/>
+                <w:szCs w:val="21"/>
+              </w:rPr>
+              <w:t>本测试用例的全部测试步骤被执行或因某种原因导致测试步骤无法执行</w:t>
+            </w:r>
+            <w:r>
+              <w:rPr>
+                <w:rFonts w:hint="eastAsia"/>
+                <w:noProof/>
+                <w:szCs w:val="21"/>
+              </w:rPr>
+              <w:t>(</w:t>
+            </w:r>
+            <w:r>
+              <w:rPr>
+                <w:rFonts w:hint="eastAsia"/>
+                <w:noProof/>
+                <w:szCs w:val="21"/>
+              </w:rPr>
+              <w:t>异常终止</w:t>
+            </w:r>
+            <w:r>
+              <w:rPr>
+                <w:rFonts w:hint="eastAsia"/>
+                <w:noProof/>
+                <w:szCs w:val="21"/>
+              </w:rPr>
+              <w:t>)</w:t>
+            </w:r>
+            <w:r>
+              <w:rPr>
+                <w:rFonts w:hint="eastAsia"/>
+                <w:noProof/>
+                <w:szCs w:val="21"/>
+              </w:rPr>
+              <w:t>。</w:t>
             </w:r>
           </w:p>
         </w:tc>
@@ -4410,7 +4502,7 @@
                 <w:bCs/>
                 <w:szCs w:val="21"/>
               </w:rPr>
-              <w:t>终止条件</w:t>
+              <w:t>通过准则</w:t>
             </w:r>
           </w:p>
         </w:tc>
@@ -4438,7 +4530,7 @@
                 <w:noProof/>
                 <w:szCs w:val="21"/>
               </w:rPr>
-              <w:t>本测试用例的全部测试步骤被执行或因某种原因导致测试步骤无法执行</w:t>
+              <w:t>本测试用例的全部测试步骤都通过即标志本用例为</w:t>
             </w:r>
             <w:r>
               <w:rPr>
@@ -4446,7 +4538,7 @@
                 <w:noProof/>
                 <w:szCs w:val="21"/>
               </w:rPr>
-              <w:t>(</w:t>
+              <w:t>"</w:t>
             </w:r>
             <w:r>
               <w:rPr>
@@ -4454,7 +4546,7 @@
                 <w:noProof/>
                 <w:szCs w:val="21"/>
               </w:rPr>
-              <w:t>异常终止</w:t>
+              <w:t>通过</w:t>
             </w:r>
             <w:r>
               <w:rPr>
@@ -4462,7 +4554,7 @@
                 <w:noProof/>
                 <w:szCs w:val="21"/>
               </w:rPr>
-              <w:t>)</w:t>
+              <w:t>"</w:t>
             </w:r>
             <w:r>
               <w:rPr>
@@ -4502,7 +4594,7 @@
                 <w:bCs/>
                 <w:szCs w:val="21"/>
               </w:rPr>
-              <w:t>通过准则</w:t>
+              <w:t>设计人员</w:t>
             </w:r>
           </w:p>
         </w:tc>
@@ -4521,98 +4613,6 @@
           <w:p>
             <w:pPr>
               <w:rPr>
-                <w:szCs w:val="21"/>
-              </w:rPr>
-            </w:pPr>
-            <w:r>
-              <w:rPr>
-                <w:rFonts w:hint="eastAsia"/>
-                <w:noProof/>
-                <w:szCs w:val="21"/>
-              </w:rPr>
-              <w:t>本测试用例的全部测试步骤都通过即标志本用例为</w:t>
-            </w:r>
-            <w:r>
-              <w:rPr>
-                <w:rFonts w:hint="eastAsia"/>
-                <w:noProof/>
-                <w:szCs w:val="21"/>
-              </w:rPr>
-              <w:t>"</w:t>
-            </w:r>
-            <w:r>
-              <w:rPr>
-                <w:rFonts w:hint="eastAsia"/>
-                <w:noProof/>
-                <w:szCs w:val="21"/>
-              </w:rPr>
-              <w:t>通过</w:t>
-            </w:r>
-            <w:r>
-              <w:rPr>
-                <w:rFonts w:hint="eastAsia"/>
-                <w:noProof/>
-                <w:szCs w:val="21"/>
-              </w:rPr>
-              <w:t>"</w:t>
-            </w:r>
-            <w:r>
-              <w:rPr>
-                <w:rFonts w:hint="eastAsia"/>
-                <w:noProof/>
-                <w:szCs w:val="21"/>
-              </w:rPr>
-              <w:t>。</w:t>
-            </w:r>
-          </w:p>
-        </w:tc>
-      </w:tr>
-      <w:tr>
-        <w:tc>
-          <w:tcPr>
-            <w:tcW w:w="767" w:type="dxa"/>
-            <w:tcBorders>
-              <w:top w:val="single" w:sz="4" w:space="0" w:color="auto"/>
-              <w:left w:val="single" w:sz="12" w:space="0" w:color="auto"/>
-              <w:bottom w:val="single" w:sz="4" w:space="0" w:color="auto"/>
-              <w:right w:val="single" w:sz="4" w:space="0" w:color="auto"/>
-            </w:tcBorders>
-            <w:vAlign w:val="center"/>
-          </w:tcPr>
-          <w:p>
-            <w:pPr>
-              <w:jc w:val="center"/>
-              <w:rPr>
-                <w:rFonts w:ascii="黑体" w:eastAsia="黑体" w:hAnsi="黑体" w:hint="eastAsia"/>
-                <w:bCs/>
-                <w:szCs w:val="21"/>
-              </w:rPr>
-            </w:pPr>
-            <w:r>
-              <w:rPr>
-                <w:rFonts w:ascii="黑体" w:eastAsia="黑体" w:hAnsi="黑体" w:hint="eastAsia"/>
-                <w:bCs/>
-                <w:szCs w:val="21"/>
-              </w:rPr>
-              <w:t>设计人员</w:t>
-            </w:r>
-          </w:p>
-        </w:tc>
-        <w:tc>
-          <w:tcPr>
-            <w:tcW w:w="8273" w:type="dxa"/>
-            <w:gridSpan w:val="4"/>
-            <w:tcBorders>
-              <w:top w:val="single" w:sz="4" w:space="0" w:color="auto"/>
-              <w:left w:val="single" w:sz="4" w:space="0" w:color="auto"/>
-              <w:bottom w:val="single" w:sz="4" w:space="0" w:color="auto"/>
-              <w:right w:val="single" w:sz="12" w:space="0" w:color="auto"/>
-            </w:tcBorders>
-            <w:vAlign w:val="center"/>
-          </w:tcPr>
-          <w:p>
-            <w:pPr>
-              <w:rPr>
                 <w:rFonts w:cs="宋体"/>
                 <w:szCs w:val="21"/>
               </w:rPr>
@@ -4630,1076 +4630,6 @@
       </w:tr>
     </w:tbl>
     <w:p/>
-    <w:tbl>
-      <w:tblPr>
-        <w:tblW w:w="0" w:type="auto"/>
-        <w:tblBorders>
-          <w:top w:val="single" w:sz="4" w:space="0" w:color="auto"/>
-          <w:left w:val="single" w:sz="4" w:space="0" w:color="auto"/>
-          <w:bottom w:val="single" w:sz="4" w:space="0" w:color="auto"/>
-          <w:right w:val="single" w:sz="4" w:space="0" w:color="auto"/>
-          <w:insideH w:val="single" w:sz="4" w:space="0" w:color="auto"/>
-          <w:insideV w:val="single" w:sz="4" w:space="0" w:color="auto"/>
-        </w:tblBorders>
-        <w:tblLayout w:type="fixed"/>
-        <w:tblCellMar>
-          <w:top w:w="85" w:type="dxa"/>
-          <w:bottom w:w="85" w:type="dxa"/>
-        </w:tblCellMar>
-        <w:tblLook w:val="04A0" w:firstRow="1" w:lastRow="0" w:firstColumn="1" w:lastColumn="0" w:noHBand="0" w:noVBand="1"/>
-      </w:tblPr>
-      <w:tblGrid>
-        <w:gridCol w:w="767"/>
-        <w:gridCol w:w="994"/>
-        <w:gridCol w:w="3186"/>
-        <w:gridCol w:w="1410"/>
-        <w:gridCol w:w="2683"/>
-      </w:tblGrid>
-      <w:tr>
-        <w:tc>
-          <w:tcPr>
-            <w:tcW w:w="9040" w:type="dxa"/>
-            <w:gridSpan w:val="5"/>
-            <w:tcBorders>
-              <w:top w:val="single" w:sz="12" w:space="0" w:color="auto"/>
-              <w:left w:val="single" w:sz="12" w:space="0" w:color="auto"/>
-              <w:bottom w:val="single" w:sz="12" w:space="0" w:color="auto"/>
-              <w:right w:val="single" w:sz="12" w:space="0" w:color="auto"/>
-            </w:tcBorders>
-            <w:vAlign w:val="center"/>
-          </w:tcPr>
-          <w:p>
-            <w:pPr>
-              <w:jc w:val="left"/>
-              <w:rPr>
-                <w:b/>
-                <w:noProof/>
-                <w:szCs w:val="21"/>
-              </w:rPr>
-            </w:pPr>
-            <w:r>
-              <w:rPr>
-                <w:rFonts w:hint="eastAsia"/>
-                <w:b/>
-                <w:noProof/>
-                <w:szCs w:val="21"/>
-              </w:rPr>
-              <w:t>用例</w:t>
-            </w:r>
-            <w:r>
-              <w:rPr>
-                <w:b/>
-                <w:noProof/>
-                <w:szCs w:val="21"/>
-              </w:rPr>
-              <w:fldChar w:fldCharType="begin"/>
-            </w:r>
-            <w:r>
-              <w:rPr>
-                <w:b/>
-                <w:noProof/>
-                <w:szCs w:val="21"/>
-              </w:rPr>
-              <w:instrText xml:space="preserve"> </w:instrText>
-            </w:r>
-            <w:r>
-              <w:rPr>
-                <w:rFonts w:hint="eastAsia"/>
-                <w:b/>
-                <w:noProof/>
-                <w:szCs w:val="21"/>
-              </w:rPr>
-              <w:instrText>AUTONUM  \* Arabic</w:instrText>
-            </w:r>
-            <w:r>
-              <w:rPr>
-                <w:b/>
-                <w:noProof/>
-                <w:szCs w:val="21"/>
-              </w:rPr>
-              <w:instrText xml:space="preserve"> </w:instrText>
-            </w:r>
-            <w:r>
-              <w:rPr>
-                <w:b/>
-                <w:noProof/>
-                <w:szCs w:val="21"/>
-              </w:rPr>
-              <w:fldChar w:fldCharType="end"/>
-            </w:r>
-          </w:p>
-        </w:tc>
-      </w:tr>
-      <w:tr>
-        <w:tc>
-          <w:tcPr>
-            <w:tcW w:w="1761" w:type="dxa"/>
-            <w:gridSpan w:val="2"/>
-            <w:tcBorders>
-              <w:top w:val="single" w:sz="12" w:space="0" w:color="auto"/>
-              <w:left w:val="single" w:sz="12" w:space="0" w:color="auto"/>
-              <w:bottom w:val="single" w:sz="12" w:space="0" w:color="auto"/>
-              <w:right w:val="single" w:sz="4" w:space="0" w:color="auto"/>
-            </w:tcBorders>
-            <w:vAlign w:val="center"/>
-            <w:hideMark/>
-          </w:tcPr>
-          <w:p>
-            <w:pPr>
-              <w:jc w:val="center"/>
-              <w:rPr>
-                <w:b/>
-                <w:szCs w:val="21"/>
-              </w:rPr>
-            </w:pPr>
-            <w:r>
-              <w:rPr>
-                <w:rFonts w:ascii="黑体" w:eastAsia="黑体" w:hAnsi="黑体" w:hint="eastAsia"/>
-                <w:bCs/>
-                <w:szCs w:val="21"/>
-              </w:rPr>
-              <w:t>测试用例名称</w:t>
-            </w:r>
-          </w:p>
-        </w:tc>
-        <w:tc>
-          <w:tcPr>
-            <w:tcW w:w="3186" w:type="dxa"/>
-            <w:tcBorders>
-              <w:top w:val="single" w:sz="12" w:space="0" w:color="auto"/>
-              <w:left w:val="single" w:sz="4" w:space="0" w:color="auto"/>
-              <w:bottom w:val="single" w:sz="12" w:space="0" w:color="auto"/>
-              <w:right w:val="single" w:sz="4" w:space="0" w:color="auto"/>
-            </w:tcBorders>
-            <w:vAlign w:val="center"/>
-          </w:tcPr>
-          <w:p>
-            <w:pPr>
-              <w:jc w:val="center"/>
-              <w:rPr>
-                <w:bCs/>
-                <w:szCs w:val="21"/>
-              </w:rPr>
-            </w:pPr>
-            <w:r>
-              <w:rPr>
-                <w:rFonts w:hint="eastAsia"/>
-                <w:bCs/>
-                <w:szCs w:val="21"/>
-              </w:rPr>
-              <w:t xml:space="preserve">串口校验位</w:t>
-            </w:r>
-          </w:p>
-        </w:tc>
-        <w:tc>
-          <w:tcPr>
-            <w:tcW w:w="1410" w:type="dxa"/>
-            <w:tcBorders>
-              <w:top w:val="single" w:sz="12" w:space="0" w:color="auto"/>
-              <w:left w:val="single" w:sz="4" w:space="0" w:color="auto"/>
-              <w:bottom w:val="single" w:sz="12" w:space="0" w:color="auto"/>
-              <w:right w:val="single" w:sz="4" w:space="0" w:color="auto"/>
-            </w:tcBorders>
-            <w:vAlign w:val="center"/>
-            <w:hideMark/>
-          </w:tcPr>
-          <w:p>
-            <w:pPr>
-              <w:jc w:val="center"/>
-              <w:rPr>
-                <w:b/>
-                <w:szCs w:val="21"/>
-              </w:rPr>
-            </w:pPr>
-            <w:r>
-              <w:rPr>
-                <w:rFonts w:ascii="黑体" w:eastAsia="黑体" w:hAnsi="黑体" w:hint="eastAsia"/>
-                <w:bCs/>
-                <w:szCs w:val="21"/>
-              </w:rPr>
-              <w:t>标</w:t>
-            </w:r>
-            <w:r>
-              <w:rPr>
-                <w:rFonts w:ascii="黑体" w:eastAsia="黑体" w:hAnsi="黑体"/>
-                <w:bCs/>
-                <w:szCs w:val="21"/>
-              </w:rPr>
-              <w:t xml:space="preserve">   识</w:t>
-            </w:r>
-          </w:p>
-        </w:tc>
-        <w:tc>
-          <w:tcPr>
-            <w:tcW w:w="2683" w:type="dxa"/>
-            <w:tcBorders>
-              <w:top w:val="single" w:sz="12" w:space="0" w:color="auto"/>
-              <w:left w:val="single" w:sz="4" w:space="0" w:color="auto"/>
-              <w:bottom w:val="single" w:sz="12" w:space="0" w:color="auto"/>
-              <w:right w:val="single" w:sz="12" w:space="0" w:color="auto"/>
-            </w:tcBorders>
-            <w:vAlign w:val="center"/>
-          </w:tcPr>
-          <w:p>
-            <w:pPr>
-              <w:jc w:val="center"/>
-              <w:rPr>
-                <w:bCs/>
-                <w:szCs w:val="21"/>
-              </w:rPr>
-            </w:pPr>
-            <w:r>
-              <w:rPr>
-                <w:rFonts w:hint="eastAsia"/>
-                <w:bCs/>
-                <w:szCs w:val="21"/>
-              </w:rPr>
-              <w:t xml:space="preserve">YL_SU_CSH_004</w:t>
-            </w:r>
-          </w:p>
-        </w:tc>
-      </w:tr>
-      <w:tr>
-        <w:tc>
-          <w:tcPr>
-            <w:tcW w:w="1761" w:type="dxa"/>
-            <w:gridSpan w:val="2"/>
-            <w:tcBorders>
-              <w:top w:val="single" w:sz="12" w:space="0" w:color="auto"/>
-              <w:left w:val="single" w:sz="12" w:space="0" w:color="auto"/>
-              <w:bottom w:val="single" w:sz="4" w:space="0" w:color="auto"/>
-              <w:right w:val="single" w:sz="4" w:space="0" w:color="auto"/>
-            </w:tcBorders>
-            <w:vAlign w:val="center"/>
-            <w:hideMark/>
-          </w:tcPr>
-          <w:p>
-            <w:pPr>
-              <w:jc w:val="center"/>
-              <w:rPr>
-                <w:b/>
-                <w:szCs w:val="21"/>
-              </w:rPr>
-            </w:pPr>
-            <w:r>
-              <w:rPr>
-                <w:rFonts w:ascii="黑体" w:eastAsia="黑体" w:hAnsi="黑体" w:hint="eastAsia"/>
-                <w:bCs/>
-                <w:szCs w:val="21"/>
-              </w:rPr>
-              <w:t>追踪关系</w:t>
-            </w:r>
-          </w:p>
-        </w:tc>
-        <w:tc>
-          <w:tcPr>
-            <w:tcW w:w="7279" w:type="dxa"/>
-            <w:gridSpan w:val="3"/>
-            <w:tcBorders>
-              <w:top w:val="single" w:sz="12" w:space="0" w:color="auto"/>
-              <w:left w:val="single" w:sz="4" w:space="0" w:color="auto"/>
-              <w:bottom w:val="single" w:sz="4" w:space="0" w:color="auto"/>
-              <w:right w:val="single" w:sz="12" w:space="0" w:color="auto"/>
-            </w:tcBorders>
-            <w:vAlign w:val="center"/>
-            <w:hideMark/>
-          </w:tcPr>
-          <w:p>
-            <w:pPr>
-              <w:rPr>
-                <w:noProof/>
-                <w:szCs w:val="21"/>
-              </w:rPr>
-            </w:pPr>
-            <w:r>
-              <w:rPr>
-                <w:rFonts w:hint="eastAsia"/>
-                <w:noProof/>
-                <w:szCs w:val="21"/>
-              </w:rPr>
-              <w:t>软件测试依据：</w:t>
-            </w:r>
-            <w:r>
-              <w:rPr>
-                <w:rFonts w:hint="eastAsia"/>
-                <w:noProof/>
-                <w:szCs w:val="21"/>
-              </w:rPr>
-              <w:t>第</w:t>
-            </w:r>
-            <w:r>
-              <w:rPr>
-                <w:rFonts w:hint="eastAsia"/>
-                <w:noProof/>
-                <w:szCs w:val="21"/>
-              </w:rPr>
-              <w:t xml:space="preserve">二</w:t>
-            </w:r>
-            <w:r>
-              <w:rPr>
-                <w:rFonts w:hint="eastAsia"/>
-                <w:noProof/>
-                <w:szCs w:val="21"/>
-              </w:rPr>
-              <w:t>轮</w:t>
-            </w:r>
-            <w:r>
-              <w:rPr>
-                <w:rFonts w:hint="eastAsia"/>
-                <w:noProof/>
-                <w:szCs w:val="21"/>
-              </w:rPr>
-              <w:t>测试需求</w:t>
-            </w:r>
-          </w:p>
-          <w:p>
-            <w:pPr>
-              <w:rPr>
-                <w:noProof/>
-                <w:szCs w:val="21"/>
-              </w:rPr>
-            </w:pPr>
-            <w:r>
-              <w:rPr>
-                <w:rFonts w:hint="eastAsia"/>
-                <w:noProof/>
-                <w:szCs w:val="21"/>
-              </w:rPr>
-              <w:t>测试需求分析：</w:t>
-            </w:r>
-            <w:r>
-              <w:rPr>
-                <w:rFonts w:hint="eastAsia"/>
-                <w:noProof/>
-                <w:szCs w:val="21"/>
-              </w:rPr>
-              <w:t>（</w:t>
-            </w:r>
-            <w:r>
-              <w:rPr>
-                <w:rFonts w:hint="eastAsia"/>
-                <w:noProof/>
-                <w:szCs w:val="21"/>
-              </w:rPr>
-              <w:t xml:space="preserve">3.1.2.1</w:t>
-            </w:r>
-            <w:r>
-              <w:rPr>
-                <w:rFonts w:hint="eastAsia"/>
-                <w:noProof/>
-                <w:szCs w:val="21"/>
-              </w:rPr>
-              <w:t>）</w:t>
-            </w:r>
-            <w:r>
-              <w:rPr>
-                <w:rFonts w:hint="eastAsia"/>
-                <w:noProof/>
-                <w:szCs w:val="21"/>
-              </w:rPr>
-              <w:t xml:space="preserve">初始化功能测试</w:t>
-            </w:r>
-          </w:p>
-          <w:p>
-            <w:pPr>
-              <w:rPr>
-                <w:rFonts w:cs="宋体"/>
-                <w:i/>
-                <w:szCs w:val="21"/>
-              </w:rPr>
-            </w:pPr>
-            <w:r>
-              <w:rPr>
-                <w:rFonts w:hint="eastAsia"/>
-                <w:noProof/>
-                <w:szCs w:val="21"/>
-              </w:rPr>
-              <w:t>测试需求标识：</w:t>
-            </w:r>
-            <w:r>
-              <w:rPr>
-                <w:rFonts w:hint="eastAsia"/>
-                <w:noProof/>
-                <w:szCs w:val="21"/>
-              </w:rPr>
-              <w:t xml:space="preserve">XQ_SU_CSH</w:t>
-            </w:r>
-          </w:p>
-        </w:tc>
-      </w:tr>
-      <w:tr>
-        <w:tc>
-          <w:tcPr>
-            <w:tcW w:w="1761" w:type="dxa"/>
-            <w:gridSpan w:val="2"/>
-            <w:tcBorders>
-              <w:top w:val="single" w:sz="4" w:space="0" w:color="auto"/>
-              <w:left w:val="single" w:sz="12" w:space="0" w:color="auto"/>
-              <w:bottom w:val="single" w:sz="4" w:space="0" w:color="auto"/>
-              <w:right w:val="single" w:sz="4" w:space="0" w:color="auto"/>
-            </w:tcBorders>
-            <w:vAlign w:val="center"/>
-            <w:hideMark/>
-          </w:tcPr>
-          <w:p>
-            <w:pPr>
-              <w:jc w:val="center"/>
-              <w:rPr>
-                <w:rFonts w:ascii="黑体" w:eastAsia="黑体" w:hAnsi="黑体" w:hint="eastAsia"/>
-                <w:bCs/>
-                <w:szCs w:val="21"/>
-              </w:rPr>
-            </w:pPr>
-            <w:r>
-              <w:rPr>
-                <w:rFonts w:ascii="黑体" w:eastAsia="黑体" w:hAnsi="黑体" w:hint="eastAsia"/>
-                <w:bCs/>
-                <w:szCs w:val="21"/>
-              </w:rPr>
-              <w:t>测试用例综述</w:t>
-            </w:r>
-          </w:p>
-        </w:tc>
-        <w:tc>
-          <w:tcPr>
-            <w:tcW w:w="7279" w:type="dxa"/>
-            <w:gridSpan w:val="3"/>
-            <w:tcBorders>
-              <w:top w:val="single" w:sz="4" w:space="0" w:color="auto"/>
-              <w:left w:val="single" w:sz="4" w:space="0" w:color="auto"/>
-              <w:bottom w:val="single" w:sz="4" w:space="0" w:color="auto"/>
-              <w:right w:val="single" w:sz="12" w:space="0" w:color="auto"/>
-            </w:tcBorders>
-          </w:tcPr>
-          <w:p>
-            <w:pPr>
-              <w:rPr>
-                <w:szCs w:val="21"/>
-              </w:rPr>
-            </w:pPr>
-            <w:r>
-              <w:rPr>
-                <w:rFonts w:hint="eastAsia"/>
-                <w:szCs w:val="21"/>
-              </w:rPr>
-              <w:t xml:space="preserve">测试串口校验位</w:t>
-            </w:r>
-          </w:p>
-        </w:tc>
-      </w:tr>
-      <w:tr>
-        <w:tc>
-          <w:tcPr>
-            <w:tcW w:w="1761" w:type="dxa"/>
-            <w:gridSpan w:val="2"/>
-            <w:tcBorders>
-              <w:top w:val="single" w:sz="4" w:space="0" w:color="auto"/>
-              <w:left w:val="single" w:sz="12" w:space="0" w:color="auto"/>
-              <w:bottom w:val="single" w:sz="4" w:space="0" w:color="auto"/>
-              <w:right w:val="single" w:sz="4" w:space="0" w:color="auto"/>
-            </w:tcBorders>
-            <w:vAlign w:val="center"/>
-            <w:hideMark/>
-          </w:tcPr>
-          <w:p>
-            <w:pPr>
-              <w:jc w:val="center"/>
-              <w:rPr>
-                <w:rFonts w:ascii="黑体" w:eastAsia="黑体" w:hAnsi="黑体" w:hint="eastAsia"/>
-                <w:bCs/>
-                <w:szCs w:val="21"/>
-              </w:rPr>
-            </w:pPr>
-            <w:r>
-              <w:rPr>
-                <w:rFonts w:ascii="黑体" w:eastAsia="黑体" w:hAnsi="黑体" w:hint="eastAsia"/>
-                <w:bCs/>
-                <w:szCs w:val="21"/>
-              </w:rPr>
-              <w:t>用例初始化</w:t>
-            </w:r>
-          </w:p>
-        </w:tc>
-        <w:tc>
-          <w:tcPr>
-            <w:tcW w:w="7279" w:type="dxa"/>
-            <w:gridSpan w:val="3"/>
-            <w:tcBorders>
-              <w:top w:val="single" w:sz="4" w:space="0" w:color="auto"/>
-              <w:left w:val="single" w:sz="4" w:space="0" w:color="auto"/>
-              <w:bottom w:val="single" w:sz="4" w:space="0" w:color="auto"/>
-              <w:right w:val="single" w:sz="12" w:space="0" w:color="auto"/>
-            </w:tcBorders>
-            <w:vAlign w:val="center"/>
-            <w:hideMark/>
-          </w:tcPr>
-          <w:p>
-            <w:pPr>
-              <w:rPr>
-                <w:i/>
-                <w:szCs w:val="21"/>
-              </w:rPr>
-            </w:pPr>
-            <w:r>
-              <w:rPr>
-                <w:rFonts w:hint="eastAsia"/>
-                <w:noProof/>
-                <w:szCs w:val="21"/>
-              </w:rPr>
-              <w:t xml:space="preserve">软件正常启动，正常登录进软件</w:t>
-            </w:r>
-          </w:p>
-        </w:tc>
-      </w:tr>
-      <w:tr>
-        <w:tc>
-          <w:tcPr>
-            <w:tcW w:w="1761" w:type="dxa"/>
-            <w:gridSpan w:val="2"/>
-            <w:tcBorders>
-              <w:top w:val="single" w:sz="4" w:space="0" w:color="auto"/>
-              <w:left w:val="single" w:sz="12" w:space="0" w:color="auto"/>
-              <w:bottom w:val="single" w:sz="4" w:space="0" w:color="auto"/>
-              <w:right w:val="single" w:sz="4" w:space="0" w:color="auto"/>
-            </w:tcBorders>
-            <w:vAlign w:val="center"/>
-            <w:hideMark/>
-          </w:tcPr>
-          <w:p>
-            <w:pPr>
-              <w:jc w:val="center"/>
-              <w:rPr>
-                <w:rFonts w:ascii="黑体" w:eastAsia="黑体" w:hAnsi="黑体" w:hint="eastAsia"/>
-                <w:bCs/>
-                <w:szCs w:val="21"/>
-              </w:rPr>
-            </w:pPr>
-            <w:r>
-              <w:rPr>
-                <w:rFonts w:ascii="黑体" w:eastAsia="黑体" w:hAnsi="黑体" w:hint="eastAsia"/>
-                <w:bCs/>
-                <w:szCs w:val="21"/>
-              </w:rPr>
-              <w:t>前提和约束</w:t>
-            </w:r>
-          </w:p>
-        </w:tc>
-        <w:tc>
-          <w:tcPr>
-            <w:tcW w:w="7279" w:type="dxa"/>
-            <w:gridSpan w:val="3"/>
-            <w:tcBorders>
-              <w:top w:val="single" w:sz="4" w:space="0" w:color="auto"/>
-              <w:left w:val="single" w:sz="4" w:space="0" w:color="auto"/>
-              <w:bottom w:val="single" w:sz="4" w:space="0" w:color="auto"/>
-              <w:right w:val="single" w:sz="12" w:space="0" w:color="auto"/>
-            </w:tcBorders>
-            <w:vAlign w:val="center"/>
-            <w:hideMark/>
-          </w:tcPr>
-          <w:p>
-            <w:pPr>
-              <w:rPr>
-                <w:i/>
-                <w:szCs w:val="21"/>
-              </w:rPr>
-            </w:pPr>
-            <w:r>
-              <w:rPr>
-                <w:rFonts w:hint="eastAsia"/>
-                <w:noProof/>
-                <w:szCs w:val="21"/>
-              </w:rPr>
-              <w:t xml:space="preserve">软件正常启动，各界面显示工作正常</w:t>
-            </w:r>
-          </w:p>
-        </w:tc>
-      </w:tr>
-      <w:tr>
-        <w:tc>
-          <w:tcPr>
-            <w:tcW w:w="9040" w:type="dxa"/>
-            <w:gridSpan w:val="5"/>
-            <w:tcBorders>
-              <w:top w:val="single" w:sz="4" w:space="0" w:color="auto"/>
-              <w:left w:val="single" w:sz="12" w:space="0" w:color="auto"/>
-              <w:bottom w:val="single" w:sz="4" w:space="0" w:color="auto"/>
-              <w:right w:val="single" w:sz="12" w:space="0" w:color="auto"/>
-            </w:tcBorders>
-            <w:vAlign w:val="center"/>
-            <w:hideMark/>
-          </w:tcPr>
-          <w:p>
-            <w:pPr>
-              <w:jc w:val="center"/>
-              <w:rPr>
-                <w:rFonts w:ascii="黑体" w:eastAsia="黑体" w:hAnsi="黑体" w:hint="eastAsia"/>
-                <w:bCs/>
-                <w:szCs w:val="21"/>
-              </w:rPr>
-            </w:pPr>
-            <w:r>
-              <w:rPr>
-                <w:rFonts w:ascii="黑体" w:eastAsia="黑体" w:hAnsi="黑体" w:hint="eastAsia"/>
-                <w:bCs/>
-                <w:szCs w:val="21"/>
-              </w:rPr>
-              <w:t>测试步骤</w:t>
-            </w:r>
-          </w:p>
-        </w:tc>
-      </w:tr>
-      <w:tr>
-        <w:tc>
-          <w:tcPr>
-            <w:tcW w:w="767" w:type="dxa"/>
-            <w:tcBorders>
-              <w:top w:val="single" w:sz="4" w:space="0" w:color="auto"/>
-              <w:left w:val="single" w:sz="12" w:space="0" w:color="auto"/>
-              <w:bottom w:val="single" w:sz="4" w:space="0" w:color="auto"/>
-              <w:right w:val="single" w:sz="4" w:space="0" w:color="auto"/>
-            </w:tcBorders>
-            <w:vAlign w:val="center"/>
-            <w:hideMark/>
-          </w:tcPr>
-          <w:p>
-            <w:pPr>
-              <w:jc w:val="center"/>
-              <w:rPr>
-                <w:rFonts w:ascii="黑体" w:eastAsia="黑体" w:hAnsi="黑体" w:hint="eastAsia"/>
-                <w:bCs/>
-                <w:szCs w:val="21"/>
-              </w:rPr>
-            </w:pPr>
-            <w:r>
-              <w:rPr>
-                <w:rFonts w:ascii="黑体" w:eastAsia="黑体" w:hAnsi="黑体" w:hint="eastAsia"/>
-                <w:bCs/>
-                <w:szCs w:val="21"/>
-              </w:rPr>
-              <w:t>序号</w:t>
-            </w:r>
-          </w:p>
-        </w:tc>
-        <w:tc>
-          <w:tcPr>
-            <w:tcW w:w="4180" w:type="dxa"/>
-            <w:gridSpan w:val="2"/>
-            <w:tcBorders>
-              <w:top w:val="single" w:sz="4" w:space="0" w:color="auto"/>
-              <w:left w:val="single" w:sz="4" w:space="0" w:color="auto"/>
-              <w:bottom w:val="single" w:sz="4" w:space="0" w:color="auto"/>
-              <w:right w:val="single" w:sz="4" w:space="0" w:color="auto"/>
-            </w:tcBorders>
-            <w:vAlign w:val="center"/>
-            <w:hideMark/>
-          </w:tcPr>
-          <w:p>
-            <w:pPr>
-              <w:jc w:val="center"/>
-              <w:rPr>
-                <w:rFonts w:ascii="黑体" w:eastAsia="黑体" w:hAnsi="黑体" w:hint="eastAsia"/>
-                <w:bCs/>
-                <w:szCs w:val="21"/>
-              </w:rPr>
-            </w:pPr>
-            <w:r>
-              <w:rPr>
-                <w:rFonts w:ascii="黑体" w:eastAsia="黑体" w:hAnsi="黑体" w:hint="eastAsia"/>
-                <w:bCs/>
-                <w:szCs w:val="21"/>
-              </w:rPr>
-              <w:t>输入及操作</w:t>
-            </w:r>
-          </w:p>
-        </w:tc>
-        <w:tc>
-          <w:tcPr>
-            <w:tcW w:w="4093" w:type="dxa"/>
-            <w:gridSpan w:val="2"/>
-            <w:tcBorders>
-              <w:top w:val="single" w:sz="4" w:space="0" w:color="auto"/>
-              <w:left w:val="single" w:sz="4" w:space="0" w:color="auto"/>
-              <w:bottom w:val="single" w:sz="4" w:space="0" w:color="auto"/>
-              <w:right w:val="single" w:sz="12" w:space="0" w:color="auto"/>
-            </w:tcBorders>
-            <w:vAlign w:val="center"/>
-            <w:hideMark/>
-          </w:tcPr>
-          <w:p>
-            <w:pPr>
-              <w:jc w:val="center"/>
-              <w:rPr>
-                <w:rFonts w:ascii="黑体" w:eastAsia="黑体" w:hAnsi="黑体" w:hint="eastAsia"/>
-                <w:bCs/>
-                <w:szCs w:val="21"/>
-              </w:rPr>
-            </w:pPr>
-            <w:r>
-              <w:rPr>
-                <w:rFonts w:ascii="黑体" w:eastAsia="黑体" w:hAnsi="黑体" w:hint="eastAsia"/>
-                <w:bCs/>
-                <w:szCs w:val="21"/>
-              </w:rPr>
-              <w:t>期望结果与评估标准</w:t>
-            </w:r>
-          </w:p>
-        </w:tc>
-      </w:tr>
-      <w:tr>
-        <w:tc>
-          <w:tcPr>
-            <w:tcW w:w="767" w:type="dxa"/>
-            <w:tcBorders>
-              <w:top w:val="single" w:sz="4" w:space="0" w:color="auto"/>
-              <w:left w:val="single" w:sz="12" w:space="0" w:color="auto"/>
-              <w:bottom w:val="single" w:sz="4" w:space="0" w:color="auto"/>
-              <w:right w:val="single" w:sz="4" w:space="0" w:color="auto"/>
-            </w:tcBorders>
-            <w:vAlign w:val="center"/>
-          </w:tcPr>
-          <w:p>
-            <w:pPr>
-              <w:jc w:val="center"/>
-              <w:rPr>
-                <w:noProof/>
-                <w:szCs w:val="21"/>
-              </w:rPr>
-            </w:pPr>
-            <w:r>
-              <w:rPr>
-                <w:rFonts w:hint="eastAsia"/>
-                <w:noProof/>
-                <w:szCs w:val="21"/>
-              </w:rPr>
-              <w:t xml:space="preserve">1</w:t>
-            </w:r>
-          </w:p>
-        </w:tc>
-        <w:tc>
-          <w:tcPr>
-            <w:tcW w:w="4180" w:type="dxa"/>
-            <w:gridSpan w:val="2"/>
-            <w:tcBorders>
-              <w:top w:val="single" w:sz="4" w:space="0" w:color="auto"/>
-              <w:left w:val="single" w:sz="4" w:space="0" w:color="auto"/>
-              <w:bottom w:val="single" w:sz="4" w:space="0" w:color="auto"/>
-              <w:right w:val="single" w:sz="4" w:space="0" w:color="auto"/>
-            </w:tcBorders>
-            <w:vAlign w:val="center"/>
-          </w:tcPr>
-          <w:p>
-            <w:pPr>
-              <w:rPr>
-                <w:noProof/>
-                <w:szCs w:val="21"/>
-              </w:rPr>
-            </w:pPr>
-            <w:r>
-              <w:rPr>
-                <w:rFonts w:hint="eastAsia"/>
-                <w:noProof/>
-                <w:szCs w:val="21"/>
-              </w:rPr>
-              <w:t xml:space="preserve">进行XXX替换操作</w:t>
-            </w:r>
-          </w:p>
-        </w:tc>
-        <w:tc>
-          <w:tcPr>
-            <w:tcW w:w="4093" w:type="dxa"/>
-            <w:gridSpan w:val="2"/>
-            <w:tcBorders>
-              <w:top w:val="single" w:sz="4" w:space="0" w:color="auto"/>
-              <w:left w:val="single" w:sz="4" w:space="0" w:color="auto"/>
-              <w:bottom w:val="single" w:sz="4" w:space="0" w:color="auto"/>
-              <w:right w:val="single" w:sz="12" w:space="0" w:color="auto"/>
-            </w:tcBorders>
-            <w:vAlign w:val="center"/>
-          </w:tcPr>
-          <w:p>
-            <w:pPr>
-              <w:rPr>
-                <w:szCs w:val="21"/>
-              </w:rPr>
-            </w:pPr>
-            <w:r>
-              <w:rPr>
-                <w:rFonts w:hint="eastAsia"/>
-                <w:szCs w:val="21"/>
-              </w:rPr>
-              <w:t xml:space="preserve">XXX替换正确</w:t>
-            </w:r>
-          </w:p>
-        </w:tc>
-      </w:tr>
-      <w:tr>
-        <w:tc>
-          <w:tcPr>
-            <w:tcW w:w="767" w:type="dxa"/>
-            <w:tcBorders>
-              <w:top w:val="single" w:sz="4" w:space="0" w:color="auto"/>
-              <w:left w:val="single" w:sz="12" w:space="0" w:color="auto"/>
-              <w:bottom w:val="single" w:sz="4" w:space="0" w:color="auto"/>
-              <w:right w:val="single" w:sz="4" w:space="0" w:color="auto"/>
-            </w:tcBorders>
-            <w:vAlign w:val="center"/>
-          </w:tcPr>
-          <w:p>
-            <w:pPr>
-              <w:jc w:val="center"/>
-              <w:rPr>
-                <w:rFonts w:ascii="黑体" w:eastAsia="黑体" w:hAnsi="黑体" w:hint="eastAsia"/>
-                <w:bCs/>
-                <w:szCs w:val="21"/>
-              </w:rPr>
-            </w:pPr>
-            <w:r>
-              <w:rPr>
-                <w:rFonts w:ascii="黑体" w:eastAsia="黑体" w:hAnsi="黑体" w:hint="eastAsia"/>
-                <w:bCs/>
-                <w:szCs w:val="21"/>
-              </w:rPr>
-              <w:t>终止条件</w:t>
-            </w:r>
-          </w:p>
-        </w:tc>
-        <w:tc>
-          <w:tcPr>
-            <w:tcW w:w="8273" w:type="dxa"/>
-            <w:gridSpan w:val="4"/>
-            <w:tcBorders>
-              <w:top w:val="single" w:sz="4" w:space="0" w:color="auto"/>
-              <w:left w:val="single" w:sz="4" w:space="0" w:color="auto"/>
-              <w:bottom w:val="single" w:sz="4" w:space="0" w:color="auto"/>
-              <w:right w:val="single" w:sz="12" w:space="0" w:color="auto"/>
-            </w:tcBorders>
-            <w:vAlign w:val="center"/>
-          </w:tcPr>
-          <w:p>
-            <w:pPr>
-              <w:rPr>
-                <w:szCs w:val="21"/>
-              </w:rPr>
-            </w:pPr>
-            <w:r>
-              <w:rPr>
-                <w:rFonts w:hint="eastAsia"/>
-                <w:noProof/>
-                <w:szCs w:val="21"/>
-              </w:rPr>
-              <w:t>本测试用例的全部测试步骤被执行或因某种原因导致测试步骤无法执行</w:t>
-            </w:r>
-            <w:r>
-              <w:rPr>
-                <w:rFonts w:hint="eastAsia"/>
-                <w:noProof/>
-                <w:szCs w:val="21"/>
-              </w:rPr>
-              <w:t>(</w:t>
-            </w:r>
-            <w:r>
-              <w:rPr>
-                <w:rFonts w:hint="eastAsia"/>
-                <w:noProof/>
-                <w:szCs w:val="21"/>
-              </w:rPr>
-              <w:t>异常终止</w:t>
-            </w:r>
-            <w:r>
-              <w:rPr>
-                <w:rFonts w:hint="eastAsia"/>
-                <w:noProof/>
-                <w:szCs w:val="21"/>
-              </w:rPr>
-              <w:t>)</w:t>
-            </w:r>
-            <w:r>
-              <w:rPr>
-                <w:rFonts w:hint="eastAsia"/>
-                <w:noProof/>
-                <w:szCs w:val="21"/>
-              </w:rPr>
-              <w:t>。</w:t>
-            </w:r>
-          </w:p>
-        </w:tc>
-      </w:tr>
-      <w:tr>
-        <w:tc>
-          <w:tcPr>
-            <w:tcW w:w="767" w:type="dxa"/>
-            <w:tcBorders>
-              <w:top w:val="single" w:sz="4" w:space="0" w:color="auto"/>
-              <w:left w:val="single" w:sz="12" w:space="0" w:color="auto"/>
-              <w:bottom w:val="single" w:sz="4" w:space="0" w:color="auto"/>
-              <w:right w:val="single" w:sz="4" w:space="0" w:color="auto"/>
-            </w:tcBorders>
-            <w:vAlign w:val="center"/>
-          </w:tcPr>
-          <w:p>
-            <w:pPr>
-              <w:jc w:val="center"/>
-              <w:rPr>
-                <w:rFonts w:ascii="黑体" w:eastAsia="黑体" w:hAnsi="黑体" w:hint="eastAsia"/>
-                <w:bCs/>
-                <w:szCs w:val="21"/>
-              </w:rPr>
-            </w:pPr>
-            <w:r>
-              <w:rPr>
-                <w:rFonts w:ascii="黑体" w:eastAsia="黑体" w:hAnsi="黑体" w:hint="eastAsia"/>
-                <w:bCs/>
-                <w:szCs w:val="21"/>
-              </w:rPr>
-              <w:t>通过准则</w:t>
-            </w:r>
-          </w:p>
-        </w:tc>
-        <w:tc>
-          <w:tcPr>
-            <w:tcW w:w="8273" w:type="dxa"/>
-            <w:gridSpan w:val="4"/>
-            <w:tcBorders>
-              <w:top w:val="single" w:sz="4" w:space="0" w:color="auto"/>
-              <w:left w:val="single" w:sz="4" w:space="0" w:color="auto"/>
-              <w:bottom w:val="single" w:sz="4" w:space="0" w:color="auto"/>
-              <w:right w:val="single" w:sz="12" w:space="0" w:color="auto"/>
-            </w:tcBorders>
-            <w:vAlign w:val="center"/>
-          </w:tcPr>
-          <w:p>
-            <w:pPr>
-              <w:rPr>
-                <w:szCs w:val="21"/>
-              </w:rPr>
-            </w:pPr>
-            <w:r>
-              <w:rPr>
-                <w:rFonts w:hint="eastAsia"/>
-                <w:noProof/>
-                <w:szCs w:val="21"/>
-              </w:rPr>
-              <w:t>本测试用例的全部测试步骤都通过即标志本用例为</w:t>
-            </w:r>
-            <w:r>
-              <w:rPr>
-                <w:rFonts w:hint="eastAsia"/>
-                <w:noProof/>
-                <w:szCs w:val="21"/>
-              </w:rPr>
-              <w:t>"</w:t>
-            </w:r>
-            <w:r>
-              <w:rPr>
-                <w:rFonts w:hint="eastAsia"/>
-                <w:noProof/>
-                <w:szCs w:val="21"/>
-              </w:rPr>
-              <w:t>通过</w:t>
-            </w:r>
-            <w:r>
-              <w:rPr>
-                <w:rFonts w:hint="eastAsia"/>
-                <w:noProof/>
-                <w:szCs w:val="21"/>
-              </w:rPr>
-              <w:t>"</w:t>
-            </w:r>
-            <w:r>
-              <w:rPr>
-                <w:rFonts w:hint="eastAsia"/>
-                <w:noProof/>
-                <w:szCs w:val="21"/>
-              </w:rPr>
-              <w:t>。</w:t>
-            </w:r>
-          </w:p>
-        </w:tc>
-      </w:tr>
-      <w:tr>
-        <w:tc>
-          <w:tcPr>
-            <w:tcW w:w="767" w:type="dxa"/>
-            <w:tcBorders>
-              <w:top w:val="single" w:sz="4" w:space="0" w:color="auto"/>
-              <w:left w:val="single" w:sz="12" w:space="0" w:color="auto"/>
-              <w:bottom w:val="single" w:sz="4" w:space="0" w:color="auto"/>
-              <w:right w:val="single" w:sz="4" w:space="0" w:color="auto"/>
-            </w:tcBorders>
-            <w:vAlign w:val="center"/>
-          </w:tcPr>
-          <w:p>
-            <w:pPr>
-              <w:jc w:val="center"/>
-              <w:rPr>
-                <w:rFonts w:ascii="黑体" w:eastAsia="黑体" w:hAnsi="黑体" w:hint="eastAsia"/>
-                <w:bCs/>
-                <w:szCs w:val="21"/>
-              </w:rPr>
-            </w:pPr>
-            <w:r>
-              <w:rPr>
-                <w:rFonts w:ascii="黑体" w:eastAsia="黑体" w:hAnsi="黑体" w:hint="eastAsia"/>
-                <w:bCs/>
-                <w:szCs w:val="21"/>
-              </w:rPr>
-              <w:t>设计人员</w:t>
-            </w:r>
-          </w:p>
-        </w:tc>
-        <w:tc>
-          <w:tcPr>
-            <w:tcW w:w="8273" w:type="dxa"/>
-            <w:gridSpan w:val="4"/>
-            <w:tcBorders>
-              <w:top w:val="single" w:sz="4" w:space="0" w:color="auto"/>
-              <w:left w:val="single" w:sz="4" w:space="0" w:color="auto"/>
-              <w:bottom w:val="single" w:sz="4" w:space="0" w:color="auto"/>
-              <w:right w:val="single" w:sz="12" w:space="0" w:color="auto"/>
-            </w:tcBorders>
-            <w:vAlign w:val="center"/>
-          </w:tcPr>
-          <w:p>
-            <w:pPr>
-              <w:rPr>
-                <w:rFonts w:cs="宋体"/>
-                <w:szCs w:val="21"/>
-              </w:rPr>
-            </w:pPr>
-            <w:r>
-              <w:rPr>
-                <w:rFonts w:hint="eastAsia"/>
-                <w:noProof/>
-                <w:szCs w:val="21"/>
-              </w:rPr>
-              <w:t xml:space="preserve">陈俊亦</w:t>
-            </w:r>
-          </w:p>
-        </w:tc>
-      </w:tr>
-    </w:tbl>
-    <w:p/>
-    <w:p>
-      <w:pPr>
-        <w:pStyle w:val="30"/>
-        <w:tabs>
-          <w:tab w:val="clear" w:pos="840"/>
-          <w:tab w:val="num" w:pos="852"/>
-        </w:tabs>
-        <w:rPr>
-          <w:sz w:val="24"/>
-          <w:szCs w:val="24"/>
-        </w:rPr>
-      </w:pPr>
-      <w:r>
-        <w:rPr>
-          <w:sz w:val="24"/>
-          <w:szCs w:val="24"/>
-        </w:rPr>
-        <w:t xml:space="preserve">时钟布线与缓冲功能测试</w:t>
-      </w:r>
-    </w:p>
     <w:sectPr>
       <w:headerReference w:type="even" r:id="rId8"/>
       <w:footerReference w:type="even" r:id="rId9"/>
